--- a/public/resume/Naman_Manocha_Master_Resume.docx
+++ b/public/resume/Naman_Manocha_Master_Resume.docx
@@ -492,7 +492,7 @@
         <w:rPr>
           <w:i/>
         </w:rPr>
-        <w:t>Solo-built, Apr–Aug 2026 — ~143K lines of code across 864 files, 431 commits, 167+ test suites — submitted to OpenAI Build Week</w:t>
+        <w:t>Solo-built, Apr–Aug 2026 — ~142K lines of code across 864 files, 430 commits, 167+ test suites — submitted to OpenAI Build Week</w:t>
       </w:r>
       <w:r>
         <w:rPr>

--- a/public/resume/Naman_Manocha_Master_Resume.docx
+++ b/public/resume/Naman_Manocha_Master_Resume.docx
@@ -492,7 +492,7 @@
         <w:rPr>
           <w:i/>
         </w:rPr>
-        <w:t>Solo-built, Apr–Aug 2026 — ~142K lines of code across 864 files, 430 commits, 167+ test suites — submitted to OpenAI Build Week</w:t>
+        <w:t>Solo-built, Apr–Aug 2026 — ~143K lines of code across 864 files, 432 commits, 167+ test suites — submitted to OpenAI Build Week</w:t>
       </w:r>
       <w:r>
         <w:rPr>

--- a/public/resume/Naman_Manocha_Master_Resume.docx
+++ b/public/resume/Naman_Manocha_Master_Resume.docx
@@ -492,7 +492,7 @@
         <w:rPr>
           <w:i/>
         </w:rPr>
-        <w:t>Solo-built, Apr–Aug 2026 — ~143K lines of code across 864 files, 432 commits, 167+ test suites — submitted to OpenAI Build Week</w:t>
+        <w:t>Solo-built, Apr–Aug 2026 — ~142K lines of code across 864 files, 433 commits, 167+ test suites — submitted to OpenAI Build Week</w:t>
       </w:r>
       <w:r>
         <w:rPr>

--- a/public/resume/Naman_Manocha_Master_Resume.docx
+++ b/public/resume/Naman_Manocha_Master_Resume.docx
@@ -492,7 +492,7 @@
         <w:rPr>
           <w:i/>
         </w:rPr>
-        <w:t>Solo-built, Apr–Aug 2026 — ~142K lines of code across 864 files, 433 commits, 167+ test suites — submitted to OpenAI Build Week</w:t>
+        <w:t>Solo-built, Apr–Aug 2026 — ~142K lines of code across 864 files, 434 commits, 167+ test suites — submitted to OpenAI Build Week</w:t>
       </w:r>
       <w:r>
         <w:rPr>

--- a/public/resume/Naman_Manocha_Master_Resume.docx
+++ b/public/resume/Naman_Manocha_Master_Resume.docx
@@ -109,50 +109,7 @@
         <w:spacing w:after="100"/>
       </w:pPr>
       <w:r>
-        <w:rPr>
-          <w:rFonts w:ascii="Calibri" w:cs="Calibri" w:eastAsia="Calibri" w:hAnsi="Calibri"/>
-          <w:i w:val="false"/>
-          <w:iCs w:val="false"/>
-          <w:color w:val="1A1A1A"/>
-          <w:sz w:val="19"/>
-          <w:szCs w:val="19"/>
-        </w:rPr>
-        <w:t xml:space="preserve">AI/ML engineer with hands-on experience across classical ML, multi-agent LLM orchestration, and grounded RAG systems, with a track record of shipping AI products end-to-end. Solo-built </w:t>
-      </w:r>
-      <w:r>
-        <w:rPr>
-          <w:rFonts w:ascii="Calibri" w:cs="Calibri" w:eastAsia="Calibri" w:hAnsi="Calibri"/>
-          <w:b/>
-          <w:bCs/>
-          <w:i w:val="false"/>
-          <w:iCs w:val="false"/>
-          <w:color w:val="1A1A1A"/>
-          <w:sz w:val="19"/>
-          <w:szCs w:val="19"/>
-        </w:rPr>
-        <w:t xml:space="preserve">FundersAI</w:t>
-      </w:r>
-      <w:r>
-        <w:rPr>
-          <w:rFonts w:ascii="Calibri" w:cs="Calibri" w:eastAsia="Calibri" w:hAnsi="Calibri"/>
-          <w:i w:val="false"/>
-          <w:iCs w:val="false"/>
-          <w:color w:val="1A1A1A"/>
-          <w:sz w:val="19"/>
-          <w:szCs w:val="19"/>
-        </w:rPr>
-        <w:t xml:space="preserve">, a live research platform for Indian stocks and mutual funds with deterministic financial metrics, hybrid vector/lexical retrieval, and explainable ML clustering across 12 asset management companies — plus a decoupled report-synthesis microservice containerized and deployed on a self-managed Kubernetes (K3s) cluster on AWS. Currently building evidence-first AI products independently to gain hands-on production deployment experience.</w:t>
-      </w:r>
-      <w:r>
-        <w:rPr>
-          <w:rFonts w:ascii="Calibri" w:cs="Calibri" w:eastAsia="Calibri" w:hAnsi="Calibri"/>
-          <w:i w:val="false"/>
-          <w:iCs w:val="false"/>
-          <w:color w:val="1A1A1A"/>
-          <w:sz w:val="19"/>
-          <w:szCs w:val="19"/>
-        </w:rPr>
-        <w:t xml:space="preserve"> Comfortable end-to-end: Python/FastAPI, Next.js/React, Supabase/PostgreSQL, and cloud deployment (Vercel, Docker, Kubernetes). Also experienced translating business requirements into deployed systems as a technology lead.</w:t>
+        <w:t>AI/ML engineer with experience across classical ML, multi-agent LLM orchestration, and grounded RAG systems. Independently developed FundersAI, a research platform for Indian stocks and mutual funds, and evidence-first AI product work across Python, FastAPI, Next.js, PostgreSQL, Docker, and Kubernetes.</w:t>
       </w:r>
     </w:p>
     <w:p>
@@ -180,86 +137,23 @@
         <w:spacing w:after="40"/>
       </w:pPr>
       <w:r>
-        <w:rPr>
-          <w:rFonts w:ascii="Calibri" w:cs="Calibri" w:eastAsia="Calibri" w:hAnsi="Calibri"/>
-          <w:b/>
-          <w:bCs/>
-          <w:i w:val="false"/>
-          <w:iCs w:val="false"/>
-          <w:color w:val="1A1A1A"/>
-          <w:sz w:val="19"/>
-          <w:szCs w:val="19"/>
-        </w:rPr>
-        <w:t xml:space="preserve">ML &amp; AI:</w:t>
-      </w:r>
-      <w:r>
-        <w:rPr>
-          <w:rFonts w:ascii="Calibri" w:cs="Calibri" w:eastAsia="Calibri" w:hAnsi="Calibri"/>
-          <w:i w:val="false"/>
-          <w:iCs w:val="false"/>
-          <w:color w:val="1A1A1A"/>
-          <w:sz w:val="19"/>
-          <w:szCs w:val="19"/>
-        </w:rPr>
-        <w:t xml:space="preserve"> LLMs, RAG (LangGraph), Multi-Agent Orchestration (LangGraph, Google ADK), Hybrid Search, Prompt Engineering (few-shot, CoT), Hugging Face, Ollama, Vector Embeddings (pgvector, ChromaDB), K-Means Clustering, Logistic Regression, AI Observability (Langfuse), MLflow, scikit-learn</w:t>
-      </w:r>
-    </w:p>
-    <w:p>
-      <w:pPr>
-        <w:spacing w:after="40"/>
-      </w:pPr>
-      <w:r>
-        <w:rPr>
-          <w:rFonts w:ascii="Calibri" w:cs="Calibri" w:eastAsia="Calibri" w:hAnsi="Calibri"/>
-          <w:b/>
-          <w:bCs/>
-          <w:i w:val="false"/>
-          <w:iCs w:val="false"/>
-          <w:color w:val="1A1A1A"/>
-          <w:sz w:val="19"/>
-          <w:szCs w:val="19"/>
-        </w:rPr>
-        <w:t xml:space="preserve">Backend &amp; Infra:</w:t>
-      </w:r>
-      <w:r>
-        <w:rPr>
-          <w:rFonts w:ascii="Calibri" w:cs="Calibri" w:eastAsia="Calibri" w:hAnsi="Calibri"/>
-          <w:i w:val="false"/>
-          <w:iCs w:val="false"/>
-          <w:color w:val="1A1A1A"/>
-          <w:sz w:val="19"/>
-          <w:szCs w:val="19"/>
-        </w:rPr>
-        <w:t xml:space="preserve"> Python, FastAPI, REST APIs, SQL, PostgreSQL, Supabase (Auth, RLS), Redis (Upstash), Docker, Kubernetes (K3s), GitHub Actions (CI/CD), Google Cloud Run, Vercel, Prefect, Git</w:t>
-      </w:r>
-    </w:p>
-    <w:p>
-      <w:pPr>
-        <w:spacing w:after="40"/>
-      </w:pPr>
-      <w:r>
-        <w:rPr>
-          <w:rFonts w:ascii="Calibri" w:cs="Calibri" w:eastAsia="Calibri" w:hAnsi="Calibri"/>
-          <w:b/>
-          <w:bCs/>
-          <w:i w:val="false"/>
-          <w:iCs w:val="false"/>
-          <w:color w:val="1A1A1A"/>
-          <w:sz w:val="19"/>
-          <w:szCs w:val="19"/>
-        </w:rPr>
-        <w:t xml:space="preserve">Frontend &amp; Data:</w:t>
-      </w:r>
-      <w:r>
-        <w:rPr>
-          <w:rFonts w:ascii="Calibri" w:cs="Calibri" w:eastAsia="Calibri" w:hAnsi="Calibri"/>
-          <w:i w:val="false"/>
-          <w:iCs w:val="false"/>
-          <w:color w:val="1A1A1A"/>
-          <w:sz w:val="19"/>
-          <w:szCs w:val="19"/>
-        </w:rPr>
-        <w:t xml:space="preserve"> Next.js, React, TypeScript, ETL Pipelines, Web Scraping, PDF Parsing, Data Validation, Data Visualization</w:t>
+        <w:t>ML &amp; AI: LLMs, LangGraph, Google ADK, RAG, Hybrid Search, Prompt Engineering, Hugging Face, Ollama, pgvector, ChromaDB, K-Means Clustering, Logistic Regression, Langfuse, MLflow, scikit-learn</w:t>
+      </w:r>
+    </w:p>
+    <w:p>
+      <w:pPr>
+        <w:spacing w:after="40"/>
+      </w:pPr>
+      <w:r>
+        <w:t>Backend &amp; Cloud: Python, FastAPI, REST APIs, SQL, PostgreSQL, Supabase, Redis, Docker, Kubernetes, GitHub Actions, Google Cloud Run, Vercel, Prefect, Git</w:t>
+      </w:r>
+    </w:p>
+    <w:p>
+      <w:pPr>
+        <w:spacing w:after="40"/>
+      </w:pPr>
+      <w:r>
+        <w:t>Web &amp; Data: Next.js, React, TypeScript, ETL Pipelines, Web Scraping, PDF Parsing, Data Validation, Data Visualization</w:t>
       </w:r>
     </w:p>
     <w:p>
@@ -341,15 +235,7 @@
         <w:spacing w:after="40"/>
       </w:pPr>
       <w:r>
-        <w:rPr>
-          <w:rFonts w:ascii="Calibri" w:cs="Calibri" w:eastAsia="Calibri" w:hAnsi="Calibri"/>
-          <w:i w:val="false"/>
-          <w:iCs w:val="false"/>
-          <w:color w:val="1A1A1A"/>
-          <w:sz w:val="19"/>
-          <w:szCs w:val="19"/>
-        </w:rPr>
-        <w:t xml:space="preserve">Scoping and leading development of a company-wide mobile app as sole engineer, covering client/employee onboarding, document access, product registration, employee training, and payments — mobile counterpart to PayGain's core platform.</w:t>
+        <w:t>Scoping and leading development of a company-wide mobile app as sole engineer, covering client/employee onboarding, document access, product activation, employee training, and payments — mobile counterpart to PayGain's core platform.</w:t>
       </w:r>
     </w:p>
     <w:p>
@@ -492,7 +378,7 @@
         <w:rPr>
           <w:i/>
         </w:rPr>
-        <w:t>Solo-built, Apr–Aug 2026 — ~142K lines of code across 864 files, 434 commits, 167+ test suites — submitted to OpenAI Build Week</w:t>
+        <w:t>Solo-built, Apr–Aug 2026 — ~137K source LOC across 826 files, 434 commits, 167 test files — submitted to OpenAI Build Week</w:t>
       </w:r>
       <w:r>
         <w:rPr>
@@ -549,28 +435,7 @@
         <w:spacing w:after="40"/>
       </w:pPr>
       <w:r>
-        <w:rPr>
-          <w:rFonts w:ascii="Calibri" w:cs="Calibri" w:eastAsia="Calibri" w:hAnsi="Calibri"/>
-          <w:b/>
-          <w:bCs/>
-          <w:i w:val="false"/>
-          <w:iCs w:val="false"/>
-          <w:color w:val="1A1A1A"/>
-          <w:sz w:val="19"/>
-          <w:szCs w:val="19"/>
-        </w:rPr>
-        <w:t xml:space="preserve">Citation-Grounded RAG:</w:t>
-      </w:r>
-      <w:r>
-        <w:rPr>
-          <w:rFonts w:ascii="Calibri" w:cs="Calibri" w:eastAsia="Calibri" w:hAnsi="Calibri"/>
-          <w:i w:val="false"/>
-          <w:iCs w:val="false"/>
-          <w:color w:val="1A1A1A"/>
-          <w:sz w:val="19"/>
-          <w:szCs w:val="19"/>
-        </w:rPr>
-        <w:t xml:space="preserve"> built a 7-node LangGraph pipeline (retrieve → grade → synthesize/abstain, with a query-rewrite loop back into retrieval) over ~10,400 embedded document chunks (OpenAI embeddings, Supabase pgvector) with lexical reranking and strict LLM abstention, eliminating hallucinated financial claims when evidence is insufficient.</w:t>
+        <w:t>Citation-Grounded RAG: built a seven-stage LangGraph workflow with retrieval grading, query rewriting, citation-aware synthesis, lexical reranking, and explicit abstention when evidence is insufficient.</w:t>
       </w:r>
     </w:p>
     <w:p>
@@ -651,62 +516,20 @@
         <w:spacing w:after="40"/>
       </w:pPr>
       <w:r>
-        <w:rPr>
-          <w:rFonts w:ascii="Calibri" w:cs="Calibri" w:eastAsia="Calibri" w:hAnsi="Calibri"/>
-          <w:b/>
-          <w:bCs/>
-          <w:i w:val="false"/>
-          <w:iCs w:val="false"/>
-          <w:color w:val="1A1A1A"/>
-          <w:sz w:val="19"/>
-          <w:szCs w:val="19"/>
-        </w:rPr>
-        <w:t xml:space="preserve">Data-Quality Debugging:</w:t>
-      </w:r>
-      <w:r>
-        <w:rPr>
-          <w:rFonts w:ascii="Calibri" w:cs="Calibri" w:eastAsia="Calibri" w:hAnsi="Calibri"/>
-          <w:i w:val="false"/>
-          <w:iCs w:val="false"/>
-          <w:color w:val="1A1A1A"/>
-          <w:sz w:val="19"/>
-          <w:szCs w:val="19"/>
-        </w:rPr>
-        <w:t xml:space="preserve"> diagnosed and fixed a scheme-name normalizer bug that had collapsed 14,000+ mutual fund records into the wrong peer groups, raising field-level data coverage from as low as 83% to 100% on affected AMCs.</w:t>
-      </w:r>
-    </w:p>
-    <w:p>
-      <w:pPr>
-        <w:pStyle w:val="ListParagraph"/>
-        <w:numPr>
-          <w:ilvl w:val="0"/>
-          <w:numId w:val="2"/>
-        </w:numPr>
-        <w:spacing w:after="40"/>
-      </w:pPr>
-      <w:r>
-        <w:rPr>
-          <w:rFonts w:ascii="Calibri" w:cs="Calibri" w:eastAsia="Calibri" w:hAnsi="Calibri"/>
-          <w:b/>
-          <w:bCs/>
-          <w:i w:val="false"/>
-          <w:iCs w:val="false"/>
-          <w:color w:val="1A1A1A"/>
-          <w:sz w:val="19"/>
-          <w:szCs w:val="19"/>
-        </w:rPr>
-        <w:t xml:space="preserve">Resilient Data Engineering:</w:t>
-      </w:r>
-      <w:r>
-        <w:rPr>
-          <w:rFonts w:ascii="Calibri" w:cs="Calibri" w:eastAsia="Calibri" w:hAnsi="Calibri"/>
-          <w:i w:val="false"/>
-          <w:iCs w:val="false"/>
-          <w:color w:val="1A1A1A"/>
-          <w:sz w:val="19"/>
-          <w:szCs w:val="19"/>
-        </w:rPr>
-        <w:t xml:space="preserve"> built a 22-workflow GitHub Actions pipeline scraping and normalizing official disclosures from 12 AMCs, reaching 99.66% data-readiness across 871 tracked fund schemes.</w:t>
+        <w:t>Data-Quality Debugging: diagnosed and fixed scheme-name normalization defects, then added safeguards to preserve correct mutual-fund grouping and coverage.</w:t>
+      </w:r>
+    </w:p>
+    <w:p>
+      <w:pPr>
+        <w:pStyle w:val="ListParagraph"/>
+        <w:numPr>
+          <w:ilvl w:val="0"/>
+          <w:numId w:val="2"/>
+        </w:numPr>
+        <w:spacing w:after="40"/>
+      </w:pPr>
+      <w:r>
+        <w:t>Resilient Data Engineering: automated official disclosure collection and normalization with source-specific parsers, data-readiness checks, and manual promotion gates.</w:t>
       </w:r>
     </w:p>
     <w:p>
@@ -837,28 +660,7 @@
         <w:spacing w:after="40"/>
       </w:pPr>
       <w:r>
-        <w:rPr>
-          <w:rFonts w:ascii="Calibri" w:cs="Calibri" w:eastAsia="Calibri" w:hAnsi="Calibri"/>
-          <w:b/>
-          <w:bCs/>
-          <w:i w:val="false"/>
-          <w:iCs w:val="false"/>
-          <w:color w:val="1A1A1A"/>
-          <w:sz w:val="19"/>
-          <w:szCs w:val="19"/>
-        </w:rPr>
-        <w:t xml:space="preserve">Kubernetes Deployment:</w:t>
-      </w:r>
-      <w:r>
-        <w:rPr>
-          <w:rFonts w:ascii="Calibri" w:cs="Calibri" w:eastAsia="Calibri" w:hAnsi="Calibri"/>
-          <w:i w:val="false"/>
-          <w:iCs w:val="false"/>
-          <w:color w:val="1A1A1A"/>
-          <w:sz w:val="19"/>
-          <w:szCs w:val="19"/>
-        </w:rPr>
-        <w:t xml:space="preserve"> provisioned and administered an AWS EC2 instance running K3s, deploying the service as a 2-replica Kubernetes Deployment behind a streaming API for real-time fund-comparison report generation.</w:t>
+        <w:t>Kubernetes Service Operations: provisioned and administered an AWS EC2 instance running K3s, hosting the report-synthesis service with two replicas behind a streaming API for real-time fund-comparison report generation.</w:t>
       </w:r>
     </w:p>
     <w:p>
@@ -954,62 +756,20 @@
         <w:spacing w:after="40"/>
       </w:pPr>
       <w:r>
-        <w:rPr>
-          <w:rFonts w:ascii="Calibri" w:cs="Calibri" w:eastAsia="Calibri" w:hAnsi="Calibri"/>
-          <w:b/>
-          <w:bCs/>
-          <w:i w:val="false"/>
-          <w:iCs w:val="false"/>
-          <w:color w:val="1A1A1A"/>
-          <w:sz w:val="19"/>
-          <w:szCs w:val="19"/>
-        </w:rPr>
-        <w:t xml:space="preserve">Agentic Citation-Grounded RAG:</w:t>
-      </w:r>
-      <w:r>
-        <w:rPr>
-          <w:rFonts w:ascii="Calibri" w:cs="Calibri" w:eastAsia="Calibri" w:hAnsi="Calibri"/>
-          <w:i w:val="false"/>
-          <w:iCs w:val="false"/>
-          <w:color w:val="1A1A1A"/>
-          <w:sz w:val="19"/>
-          <w:szCs w:val="19"/>
-        </w:rPr>
-        <w:t xml:space="preserve"> built a bounded-tool-loop document agent (list_documents/search_documents) with query reformulation and mandatory citation validation against Postgres full-text (GIN tsvector) indexes, backed by 4 automated ingestion pipelines (OpenFDA drug monographs, PubMed E-Utilities, ADA/AHA/KDIGO clinical guidelines, media transcripts) that indexed 37 documents into 620 searchable chunks.</w:t>
-      </w:r>
-    </w:p>
-    <w:p>
-      <w:pPr>
-        <w:pStyle w:val="ListParagraph"/>
-        <w:numPr>
-          <w:ilvl w:val="0"/>
-          <w:numId w:val="2"/>
-        </w:numPr>
-        <w:spacing w:after="40"/>
-      </w:pPr>
-      <w:r>
-        <w:rPr>
-          <w:rFonts w:ascii="Calibri" w:cs="Calibri" w:eastAsia="Calibri" w:hAnsi="Calibri"/>
-          <w:b/>
-          <w:bCs/>
-          <w:i w:val="false"/>
-          <w:iCs w:val="false"/>
-          <w:color w:val="1A1A1A"/>
-          <w:sz w:val="19"/>
-          <w:szCs w:val="19"/>
-        </w:rPr>
-        <w:t xml:space="preserve">RAFT Fine-Tuning:</w:t>
-      </w:r>
-      <w:r>
-        <w:rPr>
-          <w:rFonts w:ascii="Calibri" w:cs="Calibri" w:eastAsia="Calibri" w:hAnsi="Calibri"/>
-          <w:i w:val="false"/>
-          <w:iCs w:val="false"/>
-          <w:color w:val="1A1A1A"/>
-          <w:sz w:val="19"/>
-          <w:szCs w:val="19"/>
-        </w:rPr>
-        <w:t xml:space="preserve"> designed and ran a Retrieval-Augmented Fine-Tuning pipeline generating training data with oracle evidence, hard distractors, and 20% abstention cases, then fine-tuned Qwen2.5-7B-Instruct via 4-bit QLoRA (Unsloth, rank 16/alpha 32) — achieving 88.5% citation precision, 92.3% citation recall, 84.6% distractor rejection, and 84.6% abstention accuracy on held-out clinical QA.</w:t>
+        <w:t>Agentic Citation-Grounded RAG: built a bounded-tool document agent with query reformulation and mandatory citation validation against PostgreSQL full-text indexes, backed by automated source ingestion.</w:t>
+      </w:r>
+    </w:p>
+    <w:p>
+      <w:pPr>
+        <w:pStyle w:val="ListParagraph"/>
+        <w:numPr>
+          <w:ilvl w:val="0"/>
+          <w:numId w:val="2"/>
+        </w:numPr>
+        <w:spacing w:after="40"/>
+      </w:pPr>
+      <w:r>
+        <w:t>RAFT Fine-Tuning: designed a training-data pipeline with reference evidence, hard distractors, and abstention cases; fine-tuned Qwen2.5-1.5B via 4-bit QLoRA (rank 16, alpha 16), then quantized and served it locally through Ollama.</w:t>
       </w:r>
     </w:p>
     <w:p>
@@ -1155,7 +915,7 @@
         <w:rPr>
           <w:i/>
         </w:rPr>
-        <w:t>Python, Google ADK, LangGraph, Next.js, Firestore, Google Cloud Run  |  Solo-built, Aug 2026 — ~23K LOC across 131 files, 70 commits, 235+ test suite</w:t>
+        <w:t>Python, Google ADK, LangGraph, Next.js, Firestore, Google Cloud Run  |  Solo-built, Aug 2026 — ~21K source LOC across 116 files, 70 commits, 26 test files</w:t>
       </w:r>
       <w:r>
         <w:rPr>
@@ -1212,96 +972,33 @@
         <w:spacing w:after="40"/>
       </w:pPr>
       <w:r>
-        <w:rPr>
-          <w:rFonts w:ascii="Calibri" w:cs="Calibri" w:eastAsia="Calibri" w:hAnsi="Calibri"/>
-          <w:b/>
-          <w:bCs/>
-          <w:i w:val="false"/>
-          <w:iCs w:val="false"/>
-          <w:color w:val="1A1A1A"/>
-          <w:sz w:val="19"/>
-          <w:szCs w:val="19"/>
-        </w:rPr>
-        <w:t xml:space="preserve">Dual-Pipeline Agent System:</w:t>
-      </w:r>
-      <w:r>
-        <w:rPr>
-          <w:rFonts w:ascii="Calibri" w:cs="Calibri" w:eastAsia="Calibri" w:hAnsi="Calibri"/>
-          <w:i w:val="false"/>
-          <w:iCs w:val="false"/>
-          <w:color w:val="1A1A1A"/>
-          <w:sz w:val="19"/>
-          <w:szCs w:val="19"/>
-        </w:rPr>
-        <w:t xml:space="preserve"> built a Careers pipeline and a parallel Studio freelance-lead pipeline (LangGraph StateGraphs orchestrating Google ADK agents on Gemini via Vertex AI) ingesting ~2,500 job postings/run across 8 ATS/aggregator sources (Greenhouse, Lever, Ashby, SmartRecruiters, Arbeitnow, Remotive, RemoteOK, Jobicy).</w:t>
-      </w:r>
-    </w:p>
-    <w:p>
-      <w:pPr>
-        <w:pStyle w:val="ListParagraph"/>
-        <w:numPr>
-          <w:ilvl w:val="0"/>
-          <w:numId w:val="2"/>
-        </w:numPr>
-        <w:spacing w:after="40"/>
-      </w:pPr>
-      <w:r>
-        <w:rPr>
-          <w:rFonts w:ascii="Calibri" w:cs="Calibri" w:eastAsia="Calibri" w:hAnsi="Calibri"/>
-          <w:b/>
-          <w:bCs/>
-          <w:i w:val="false"/>
-          <w:iCs w:val="false"/>
-          <w:color w:val="1A1A1A"/>
-          <w:sz w:val="19"/>
-          <w:szCs w:val="19"/>
-        </w:rPr>
-        <w:t xml:space="preserve">Cost-Disciplined Filtering &amp; Evaluation:</w:t>
-      </w:r>
-      <w:r>
-        <w:rPr>
-          <w:rFonts w:ascii="Calibri" w:cs="Calibri" w:eastAsia="Calibri" w:hAnsi="Calibri"/>
-          <w:i w:val="false"/>
-          <w:iCs w:val="false"/>
-          <w:color w:val="1A1A1A"/>
-          <w:sz w:val="19"/>
-          <w:szCs w:val="19"/>
-        </w:rPr>
-        <w:t xml:space="preserve"> applies deterministic pre-filtering to cut 91% of postings before any LLM call, then runs a 3-state (MET/UNMET/NOT STATED) evaluator agent and a drafter agent to auto-generate tailored resumes, cover letters, and freelance pitches, with persistent run state in Firestore and Cloud Scheduler cron triggers.</w:t>
-      </w:r>
-    </w:p>
-    <w:p>
-      <w:pPr>
-        <w:pStyle w:val="ListParagraph"/>
-        <w:numPr>
-          <w:ilvl w:val="0"/>
-          <w:numId w:val="2"/>
-        </w:numPr>
-        <w:spacing w:after="40"/>
-      </w:pPr>
-      <w:r>
-        <w:rPr>
-          <w:rFonts w:ascii="Calibri" w:cs="Calibri" w:eastAsia="Calibri" w:hAnsi="Calibri"/>
-          <w:b/>
-          <w:bCs/>
-          <w:i w:val="false"/>
-          <w:iCs w:val="false"/>
-          <w:color w:val="1A1A1A"/>
-          <w:sz w:val="19"/>
-          <w:szCs w:val="19"/>
-        </w:rPr>
-        <w:t xml:space="preserve">Guardrails &amp; Observability:</w:t>
-      </w:r>
-      <w:r>
-        <w:rPr>
-          <w:rFonts w:ascii="Calibri" w:cs="Calibri" w:eastAsia="Calibri" w:hAnsi="Calibri"/>
-          <w:i w:val="false"/>
-          <w:iCs w:val="false"/>
-          <w:color w:val="1A1A1A"/>
-          <w:sz w:val="19"/>
-          <w:szCs w:val="19"/>
-        </w:rPr>
-        <w:t xml:space="preserve"> shipped human-in-the-loop send gates and anti-automation platform-compliance checks, with Langfuse tracing and a 235+ test hermetic pytest suite (58 test functions across 21 files, ~6s offline run) validating agent behavior without live API calls.</w:t>
+        <w:t>Dual-Pipeline Agent System: built Careers and Studio workflows with LangGraph StateGraphs and Google ADK agents on Gemini, aggregating public ATS and freelance opportunity sources into reviewable outputs.</w:t>
+      </w:r>
+    </w:p>
+    <w:p>
+      <w:pPr>
+        <w:pStyle w:val="ListParagraph"/>
+        <w:numPr>
+          <w:ilvl w:val="0"/>
+          <w:numId w:val="2"/>
+        </w:numPr>
+        <w:spacing w:after="40"/>
+      </w:pPr>
+      <w:r>
+        <w:t>Cost-Disciplined Filtering &amp; Evaluation: applied deterministic pre-filtering before model evaluation, then used structured evaluator and drafter steps to prepare tailored application materials with persistent run state.</w:t>
+      </w:r>
+    </w:p>
+    <w:p>
+      <w:pPr>
+        <w:pStyle w:val="ListParagraph"/>
+        <w:numPr>
+          <w:ilvl w:val="0"/>
+          <w:numId w:val="2"/>
+        </w:numPr>
+        <w:spacing w:after="40"/>
+      </w:pPr>
+      <w:r>
+        <w:t>Guardrails &amp; Observability: shipped human-in-the-loop send gates, platform-compliance checks, Langfuse tracing, and a hermetic offline test suite for agent behavior.</w:t>
       </w:r>
     </w:p>
     <w:p>
@@ -1424,7 +1121,7 @@
         <w:rPr>
           <w:i/>
         </w:rPr>
-        <w:t>Python, Typer, Rich, Ollama, python-docx  |  ~4K LOC across 26 files, 26 commits</w:t>
+        <w:t>Python, Typer, Rich, Ollama, python-docx  |  ~4K LOC across 23 files, 27 commits</w:t>
       </w:r>
       <w:r>
         <w:rPr>

--- a/public/resume/Naman_Manocha_Master_Resume.docx
+++ b/public/resume/Naman_Manocha_Master_Resume.docx
@@ -972,33 +972,33 @@
         <w:spacing w:after="40"/>
       </w:pPr>
       <w:r>
-        <w:t>Dual-Pipeline Agent System: built Careers and Studio workflows with LangGraph StateGraphs and Google ADK agents on Gemini, aggregating public ATS and freelance opportunity sources into reviewable outputs.</w:t>
-      </w:r>
-    </w:p>
-    <w:p>
-      <w:pPr>
-        <w:pStyle w:val="ListParagraph"/>
-        <w:numPr>
-          <w:ilvl w:val="0"/>
-          <w:numId w:val="2"/>
-        </w:numPr>
-        <w:spacing w:after="40"/>
-      </w:pPr>
-      <w:r>
-        <w:t>Cost-Disciplined Filtering &amp; Evaluation: applied deterministic pre-filtering before model evaluation, then used structured evaluator and drafter steps to prepare tailored application materials with persistent run state.</w:t>
-      </w:r>
-    </w:p>
-    <w:p>
-      <w:pPr>
-        <w:pStyle w:val="ListParagraph"/>
-        <w:numPr>
-          <w:ilvl w:val="0"/>
-          <w:numId w:val="2"/>
-        </w:numPr>
-        <w:spacing w:after="40"/>
-      </w:pPr>
-      <w:r>
-        <w:t>Guardrails &amp; Observability: shipped human-in-the-loop send gates, platform-compliance checks, Langfuse tracing, and a hermetic offline test suite for agent behavior.</w:t>
+        <w:t>Dual-Pipeline Agent System: built Careers and Studio workflows with LangGraph StateGraphs and Google ADK agents on Gemini, aggregating ~2,900 postings/run across 4 ATS platforms and 4 aggregator feeds into reviewable outputs.</w:t>
+      </w:r>
+    </w:p>
+    <w:p>
+      <w:pPr>
+        <w:pStyle w:val="ListParagraph"/>
+        <w:numPr>
+          <w:ilvl w:val="0"/>
+          <w:numId w:val="2"/>
+        </w:numPr>
+        <w:spacing w:after="40"/>
+      </w:pPr>
+      <w:r>
+        <w:t>Cost-Disciplined Filtering &amp; Evaluation: applied deterministic title/seniority pre-filtering that eliminates 89.5% of postings before any model call, then used structured evaluator and drafter steps to prepare tailored application materials with persistent run state.</w:t>
+      </w:r>
+    </w:p>
+    <w:p>
+      <w:pPr>
+        <w:pStyle w:val="ListParagraph"/>
+        <w:numPr>
+          <w:ilvl w:val="0"/>
+          <w:numId w:val="2"/>
+        </w:numPr>
+        <w:spacing w:after="40"/>
+      </w:pPr>
+      <w:r>
+        <w:t>Guardrails &amp; Observability: shipped human-in-the-loop send gates, platform-compliance checks, Langfuse tracing, and a 373-test hermetic offline suite (~11s) for agent behavior.</w:t>
       </w:r>
     </w:p>
     <w:p>

--- a/public/resume/Naman_Manocha_Master_Resume.docx
+++ b/public/resume/Naman_Manocha_Master_Resume.docx
@@ -1121,7 +1121,7 @@
         <w:rPr>
           <w:i/>
         </w:rPr>
-        <w:t>Python, Typer, Rich, Ollama, python-docx  |  ~4K LOC across 23 files, 27 commits</w:t>
+        <w:t>Python, Typer, Rich, Ollama, python-docx  |  ~4K LOC across 23 files, 28 commits</w:t>
       </w:r>
       <w:r>
         <w:rPr>

--- a/public/resume/Naman_Manocha_Master_Resume.docx
+++ b/public/resume/Naman_Manocha_Master_Resume.docx
@@ -378,7 +378,7 @@
         <w:rPr>
           <w:i/>
         </w:rPr>
-        <w:t>Solo-built, Apr–Aug 2026 — ~137K source LOC across 826 files, 434 commits, 167 test files — submitted to OpenAI Build Week</w:t>
+        <w:t>Solo-built, Apr–Aug 2026 — ~137K source LOC across 827 files, 435 commits, 167 test files — submitted to OpenAI Build Week</w:t>
       </w:r>
       <w:r>
         <w:rPr>

--- a/public/resume/Naman_Manocha_Master_Resume.docx
+++ b/public/resume/Naman_Manocha_Master_Resume.docx
@@ -378,7 +378,7 @@
         <w:rPr>
           <w:i/>
         </w:rPr>
-        <w:t>Solo-built, Apr–Aug 2026 — ~137K source LOC across 827 files, 435 commits, 167 test files — submitted to OpenAI Build Week</w:t>
+        <w:t>Solo-built, Apr–Aug 2026 — ~137K source LOC across 827 files, 436 commits, 167 test files — submitted to OpenAI Build Week</w:t>
       </w:r>
       <w:r>
         <w:rPr>

--- a/public/resume/Naman_Manocha_Master_Resume.docx
+++ b/public/resume/Naman_Manocha_Master_Resume.docx
@@ -378,7 +378,7 @@
         <w:rPr>
           <w:i/>
         </w:rPr>
-        <w:t>Solo-built, Apr–Aug 2026 — ~137K source LOC across 827 files, 436 commits, 167 test files — submitted to OpenAI Build Week</w:t>
+        <w:t>Solo-built, Apr–Aug 2026 — ~138K source LOC across 835 files, 437 commits, 168 test files — submitted to OpenAI Build Week</w:t>
       </w:r>
       <w:r>
         <w:rPr>

--- a/public/resume/Naman_Manocha_Master_Resume.docx
+++ b/public/resume/Naman_Manocha_Master_Resume.docx
@@ -378,7 +378,7 @@
         <w:rPr>
           <w:i/>
         </w:rPr>
-        <w:t>Solo-built, Apr–Aug 2026 — ~138K source LOC across 835 files, 437 commits, 168 test files — submitted to OpenAI Build Week</w:t>
+        <w:t>Solo-built, Apr–Aug 2026 — ~141K source LOC across 841 files, 441 commits, 170 test files — submitted to OpenAI Build Week</w:t>
       </w:r>
       <w:r>
         <w:rPr>

--- a/public/resume/Naman_Manocha_Master_Resume.docx
+++ b/public/resume/Naman_Manocha_Master_Resume.docx
@@ -378,7 +378,7 @@
         <w:rPr>
           <w:i/>
         </w:rPr>
-        <w:t>Solo-built, Apr–Aug 2026 — ~141K source LOC across 841 files, 441 commits, 170 test files — submitted to OpenAI Build Week</w:t>
+        <w:t>Solo-built, Apr–Aug 2026 — ~143K source LOC across 856 files, 442 commits, 178 test files — submitted to OpenAI Build Week</w:t>
       </w:r>
       <w:r>
         <w:rPr>

--- a/public/resume/Naman_Manocha_Master_Resume.docx
+++ b/public/resume/Naman_Manocha_Master_Resume.docx
@@ -16,7 +16,7 @@
           <w:sz w:val="34"/>
           <w:szCs w:val="34"/>
         </w:rPr>
-        <w:t xml:space="preserve">NAMAN MANOCHA</w:t>
+        <w:t>NAMAN MANOCHA</w:t>
       </w:r>
     </w:p>
     <w:p>
@@ -33,7 +33,7 @@
           <w:sz w:val="19"/>
           <w:szCs w:val="19"/>
         </w:rPr>
-        <w:t xml:space="preserve">AI ENGINEER  •  GENAI  •  AGENTIC SYSTEMS  —  LLMs, RAG &amp; Applied ML</w:t>
+        <w:t>AI ENGINEER  •  GENAI  •  AGENTIC SYSTEMS  —  LLMs, RAG &amp; Applied ML</w:t>
       </w:r>
     </w:p>
     <w:p>
@@ -101,7 +101,7 @@
           <w:sz w:val="20"/>
           <w:szCs w:val="20"/>
         </w:rPr>
-        <w:t xml:space="preserve">SUMMARY</w:t>
+        <w:t>SUMMARY</w:t>
       </w:r>
     </w:p>
     <w:p>
@@ -129,7 +129,7 @@
           <w:sz w:val="20"/>
           <w:szCs w:val="20"/>
         </w:rPr>
-        <w:t xml:space="preserve">TECHNICAL SKILLS</w:t>
+        <w:t>TECHNICAL SKILLS</w:t>
       </w:r>
     </w:p>
     <w:p>
@@ -173,7 +173,7 @@
           <w:sz w:val="20"/>
           <w:szCs w:val="20"/>
         </w:rPr>
-        <w:t xml:space="preserve">EXPERIENCE</w:t>
+        <w:t>EXPERIENCE</w:t>
       </w:r>
     </w:p>
     <w:p>
@@ -192,10 +192,10 @@
           <w:sz w:val="20"/>
           <w:szCs w:val="20"/>
         </w:rPr>
-        <w:t xml:space="preserve">Technology Manager — PayGain Multiservices Pvt. Ltd.</w:t>
-      </w:r>
-      <w:r>
-        <w:t xml:space="preserve">	</w:t>
+        <w:t>Artificial Intelligence Intern — Internmo</w:t>
+      </w:r>
+      <w:r>
+        <w:tab/>
       </w:r>
       <w:r>
         <w:rPr>
@@ -206,7 +206,7 @@
           <w:sz w:val="19"/>
           <w:szCs w:val="19"/>
         </w:rPr>
-        <w:t xml:space="preserve">Feb 2025 – Present</w:t>
+        <w:t>Sept 2026 – Present</w:t>
       </w:r>
     </w:p>
     <w:p>
@@ -222,83 +222,195 @@
           <w:sz w:val="18"/>
           <w:szCs w:val="18"/>
         </w:rPr>
-        <w:t xml:space="preserve">Kolkata, India</w:t>
-      </w:r>
-    </w:p>
-    <w:p>
-      <w:pPr>
-        <w:pStyle w:val="ListParagraph"/>
-        <w:numPr>
-          <w:ilvl w:val="0"/>
-          <w:numId w:val="2"/>
-        </w:numPr>
-        <w:spacing w:after="40"/>
-      </w:pPr>
-      <w:r>
-        <w:t>Scoping and leading development of a company-wide mobile app as sole engineer, covering client/employee onboarding, document access, product activation, employee training, and payments — mobile counterpart to PayGain's core platform.</w:t>
-      </w:r>
-    </w:p>
-    <w:p>
-      <w:pPr>
-        <w:pStyle w:val="ListParagraph"/>
-        <w:numPr>
-          <w:ilvl w:val="0"/>
-          <w:numId w:val="2"/>
-        </w:numPr>
-        <w:spacing w:after="40"/>
-      </w:pPr>
-      <w:r>
-        <w:rPr>
-          <w:rFonts w:ascii="Calibri" w:cs="Calibri" w:eastAsia="Calibri" w:hAnsi="Calibri"/>
-          <w:i w:val="false"/>
-          <w:iCs w:val="false"/>
-          <w:color w:val="1A1A1A"/>
-          <w:sz w:val="19"/>
-          <w:szCs w:val="19"/>
-        </w:rPr>
-        <w:t xml:space="preserve">Designed and deployed a lead-capture automation (Make) triggered on Google Form submissions, eliminating manual lead logging and improving sales outreach.</w:t>
-      </w:r>
-    </w:p>
-    <w:p>
-      <w:pPr>
-        <w:pStyle w:val="ListParagraph"/>
-        <w:numPr>
-          <w:ilvl w:val="0"/>
-          <w:numId w:val="2"/>
-        </w:numPr>
-        <w:spacing w:after="40"/>
-      </w:pPr>
-      <w:r>
-        <w:rPr>
-          <w:rFonts w:ascii="Calibri" w:cs="Calibri" w:eastAsia="Calibri" w:hAnsi="Calibri"/>
-          <w:i w:val="false"/>
-          <w:iCs w:val="false"/>
-          <w:color w:val="1A1A1A"/>
-          <w:sz w:val="19"/>
-          <w:szCs w:val="19"/>
-        </w:rPr>
-        <w:t xml:space="preserve">Drove 30+ client conversions by building and managing the company website and digital discovery flows.</w:t>
-      </w:r>
-    </w:p>
-    <w:p>
-      <w:pPr>
-        <w:pStyle w:val="ListParagraph"/>
-        <w:numPr>
-          <w:ilvl w:val="0"/>
-          <w:numId w:val="2"/>
-        </w:numPr>
-        <w:spacing w:after="40"/>
-      </w:pPr>
-      <w:r>
-        <w:rPr>
-          <w:rFonts w:ascii="Calibri" w:cs="Calibri" w:eastAsia="Calibri" w:hAnsi="Calibri"/>
-          <w:i w:val="false"/>
-          <w:iCs w:val="false"/>
-          <w:color w:val="1A1A1A"/>
-          <w:sz w:val="19"/>
-          <w:szCs w:val="19"/>
-        </w:rPr>
-        <w:t xml:space="preserve">Simplified complex investment/insurance products for 300+ seminar attendees via 20+ technical presentations and collateral — translating business requirements into deployed, client-facing systems.</w:t>
+        <w:t>Remote  |  Three client-style ML project briefs</w:t>
+      </w:r>
+    </w:p>
+    <w:p>
+      <w:pPr>
+        <w:pStyle w:val="ListParagraph"/>
+        <w:numPr>
+          <w:ilvl w:val="0"/>
+          <w:numId w:val="2"/>
+        </w:numPr>
+        <w:spacing w:after="40"/>
+      </w:pPr>
+      <w:r>
+        <w:rPr>
+          <w:rFonts w:ascii="Calibri" w:cs="Calibri" w:eastAsia="Calibri" w:hAnsi="Calibri"/>
+          <w:i w:val="false"/>
+          <w:iCs w:val="false"/>
+          <w:color w:val="1A1A1A"/>
+          <w:sz w:val="19"/>
+          <w:szCs w:val="19"/>
+        </w:rPr>
+        <w:t>Vantara — Customer Intelligence: built churn and 90-day customer-value pipeline on 1M+ retail transactions with leakage-safe features; benchmarked classical, ANN, LSTM, and autoencoder models; SHAP/LIME explanations served via FastAPI, Streamlit, Docker.</w:t>
+      </w:r>
+    </w:p>
+    <w:p>
+      <w:pPr>
+        <w:pStyle w:val="ListParagraph"/>
+        <w:numPr>
+          <w:ilvl w:val="0"/>
+          <w:numId w:val="2"/>
+        </w:numPr>
+        <w:spacing w:after="40"/>
+      </w:pPr>
+      <w:r>
+        <w:rPr>
+          <w:rFonts w:ascii="Calibri" w:cs="Calibri" w:eastAsia="Calibri" w:hAnsi="Calibri"/>
+          <w:i w:val="false"/>
+          <w:iCs w:val="false"/>
+          <w:color w:val="1A1A1A"/>
+          <w:sz w:val="19"/>
+          <w:szCs w:val="19"/>
+        </w:rPr>
+        <w:t>FlowCast — Traffic Flow Prediction: building a pipeline on 25-segment sensor, weather, and calendar data to forecast volume/speed 30–120 min ahead, classify congestion, and score accident risk (PyTorch LSTM/GRU; 9-view Streamlit dashboard).</w:t>
+      </w:r>
+    </w:p>
+    <w:p>
+      <w:pPr>
+        <w:pStyle w:val="ListParagraph"/>
+        <w:numPr>
+          <w:ilvl w:val="0"/>
+          <w:numId w:val="2"/>
+        </w:numPr>
+        <w:spacing w:after="40"/>
+      </w:pPr>
+      <w:r>
+        <w:rPr>
+          <w:rFonts w:ascii="Calibri" w:cs="Calibri" w:eastAsia="Calibri" w:hAnsi="Calibri"/>
+          <w:i w:val="false"/>
+          <w:iCs w:val="false"/>
+          <w:color w:val="1A1A1A"/>
+          <w:sz w:val="19"/>
+          <w:szCs w:val="19"/>
+        </w:rPr>
+        <w:t>Northgate — Stock Forecasting: building leakage-free return forecasts for 10 US large caps (ML and deep-learning models vs. a random-walk baseline) with FinBERT sentiment and a max-Sharpe optimizer behind a Streamlit dashboard.</w:t>
+      </w:r>
+    </w:p>
+    <w:p>
+      <w:pPr>
+        <w:tabs>
+          <w:tab w:val="right" w:pos="9026"/>
+        </w:tabs>
+        <w:spacing w:after="20" w:before="60"/>
+      </w:pPr>
+      <w:r>
+        <w:rPr>
+          <w:rFonts w:ascii="Calibri" w:cs="Calibri" w:eastAsia="Calibri" w:hAnsi="Calibri"/>
+          <w:b/>
+          <w:bCs/>
+          <w:color w:val="1A1A1A"/>
+          <w:sz w:val="20"/>
+          <w:szCs w:val="20"/>
+        </w:rPr>
+        <w:t>Technology Manager — PayGain Multiservices Pvt. Ltd.</w:t>
+      </w:r>
+      <w:r>
+        <w:tab/>
+      </w:r>
+      <w:r>
+        <w:rPr>
+          <w:rFonts w:ascii="Calibri" w:cs="Calibri" w:eastAsia="Calibri" w:hAnsi="Calibri"/>
+          <w:i/>
+          <w:iCs/>
+          <w:color w:val="555555"/>
+          <w:sz w:val="19"/>
+          <w:szCs w:val="19"/>
+        </w:rPr>
+        <w:t>Feb 2025 – Sept 2026</w:t>
+      </w:r>
+    </w:p>
+    <w:p>
+      <w:pPr>
+        <w:spacing w:after="60"/>
+      </w:pPr>
+      <w:r>
+        <w:rPr>
+          <w:rFonts w:ascii="Calibri" w:cs="Calibri" w:eastAsia="Calibri" w:hAnsi="Calibri"/>
+          <w:i/>
+          <w:iCs/>
+          <w:color w:val="555555"/>
+          <w:sz w:val="18"/>
+          <w:szCs w:val="18"/>
+        </w:rPr>
+        <w:t>Kolkata, India</w:t>
+      </w:r>
+    </w:p>
+    <w:p>
+      <w:pPr>
+        <w:pStyle w:val="ListParagraph"/>
+        <w:numPr>
+          <w:ilvl w:val="0"/>
+          <w:numId w:val="2"/>
+        </w:numPr>
+        <w:spacing w:after="40"/>
+      </w:pPr>
+      <w:r>
+        <w:t>Scoped and designed a company-wide mobile app (design stage), covering client/employee onboarding, document access, product activation, employee training, and payments — mobile counterpart to PayGain's core platform.</w:t>
+      </w:r>
+    </w:p>
+    <w:p>
+      <w:pPr>
+        <w:pStyle w:val="ListParagraph"/>
+        <w:numPr>
+          <w:ilvl w:val="0"/>
+          <w:numId w:val="2"/>
+        </w:numPr>
+        <w:spacing w:after="40"/>
+      </w:pPr>
+      <w:r>
+        <w:rPr>
+          <w:rFonts w:ascii="Calibri" w:cs="Calibri" w:eastAsia="Calibri" w:hAnsi="Calibri"/>
+          <w:i w:val="false"/>
+          <w:iCs w:val="false"/>
+          <w:color w:val="1A1A1A"/>
+          <w:sz w:val="19"/>
+          <w:szCs w:val="19"/>
+        </w:rPr>
+        <w:t>Designed and deployed a lead-capture automation (Make) triggered on Google Form submissions, eliminating manual lead logging and improving sales outreach.</w:t>
+      </w:r>
+    </w:p>
+    <w:p>
+      <w:pPr>
+        <w:pStyle w:val="ListParagraph"/>
+        <w:numPr>
+          <w:ilvl w:val="0"/>
+          <w:numId w:val="2"/>
+        </w:numPr>
+        <w:spacing w:after="40"/>
+      </w:pPr>
+      <w:r>
+        <w:rPr>
+          <w:rFonts w:ascii="Calibri" w:cs="Calibri" w:eastAsia="Calibri" w:hAnsi="Calibri"/>
+          <w:i w:val="false"/>
+          <w:iCs w:val="false"/>
+          <w:color w:val="1A1A1A"/>
+          <w:sz w:val="19"/>
+          <w:szCs w:val="19"/>
+        </w:rPr>
+        <w:t>Drove 30+ client conversions by building and managing the company website and digital discovery flows.</w:t>
+      </w:r>
+    </w:p>
+    <w:p>
+      <w:pPr>
+        <w:pStyle w:val="ListParagraph"/>
+        <w:numPr>
+          <w:ilvl w:val="0"/>
+          <w:numId w:val="2"/>
+        </w:numPr>
+        <w:spacing w:after="40"/>
+      </w:pPr>
+      <w:r>
+        <w:rPr>
+          <w:rFonts w:ascii="Calibri" w:cs="Calibri" w:eastAsia="Calibri" w:hAnsi="Calibri"/>
+          <w:i w:val="false"/>
+          <w:iCs w:val="false"/>
+          <w:color w:val="1A1A1A"/>
+          <w:sz w:val="19"/>
+          <w:szCs w:val="19"/>
+        </w:rPr>
+        <w:t>Simplified complex investment/insurance products for 300+ seminar attendees via 20+ technical presentations and collateral — translating business requirements into deployed, client-facing systems.</w:t>
       </w:r>
     </w:p>
     <w:p>
@@ -318,7 +430,7 @@
           <w:sz w:val="20"/>
           <w:szCs w:val="20"/>
         </w:rPr>
-        <w:t xml:space="preserve">INDEPENDENT PROJECTS</w:t>
+        <w:t>INDEPENDENT PROJECTS</w:t>
       </w:r>
     </w:p>
     <w:p>
@@ -337,10 +449,10 @@
           <w:sz w:val="20"/>
           <w:szCs w:val="20"/>
         </w:rPr>
-        <w:t xml:space="preserve">FundersAI — AI-Powered Research Platform for Indian Stocks &amp; Mutual Funds</w:t>
-      </w:r>
-      <w:r>
-        <w:t xml:space="preserve">	</w:t>
+        <w:t>FundersAI — AI-Powered Research Platform for Indian Stocks &amp; Mutual Funds</w:t>
+      </w:r>
+      <w:r>
+        <w:tab/>
       </w:r>
       <w:r>
         <w:rPr>
@@ -351,7 +463,7 @@
           <w:sz w:val="19"/>
           <w:szCs w:val="19"/>
         </w:rPr>
-        <w:t xml:space="preserve">fundersai.co.in</w:t>
+        <w:t>fundersai.co.in</w:t>
       </w:r>
     </w:p>
     <w:p>
@@ -367,7 +479,7 @@
           <w:sz w:val="18"/>
           <w:szCs w:val="18"/>
         </w:rPr>
-        <w:t xml:space="preserve">Python, FastAPI, Next.js, Supabase/pgvector, LangGraph, Groq, OpenAI, Cloudflare R2, GitHub Actions</w:t>
+        <w:t>Python, FastAPI, Next.js, Supabase/pgvector, LangGraph, Groq, OpenAI, Cloudflare R2, GitHub Actions</w:t>
       </w:r>
     </w:p>
     <w:p>
@@ -378,7 +490,9 @@
         <w:rPr>
           <w:i/>
         </w:rPr>
-        <w:t>Solo-built, Apr–Aug 2026 — ~143K source LOC across 856 files, 442 commits, 178 test files — submitted to OpenAI Build Week</w:t>
+        <w:t>Python, FastAPI, Next.js, Supabase/pgvector, LangGraph, Groq, OpenAI, Cloudflare R2, Kubernetes (K3s)</w:t>
+        <w:br/>
+        <w:t>Solo-built, Apr–Aug 2026 — ~144K source LOC across 856 files, 442 commits, 178 test files — OpenAI Build Week</w:t>
       </w:r>
       <w:r>
         <w:rPr>
@@ -458,7 +572,7 @@
           <w:sz w:val="19"/>
           <w:szCs w:val="19"/>
         </w:rPr>
-        <w:t xml:space="preserve">Explainable ML:</w:t>
+        <w:t>Explainable ML:</w:t>
       </w:r>
       <w:r>
         <w:rPr>
@@ -492,7 +606,7 @@
           <w:sz w:val="19"/>
           <w:szCs w:val="19"/>
         </w:rPr>
-        <w:t xml:space="preserve">Multi-Agent Orchestration:</w:t>
+        <w:t>Multi-Agent Orchestration:</w:t>
       </w:r>
       <w:r>
         <w:rPr>
@@ -552,7 +666,7 @@
           <w:sz w:val="19"/>
           <w:szCs w:val="19"/>
         </w:rPr>
-        <w:t xml:space="preserve">Cloud Storage &amp; Billing:</w:t>
+        <w:t>Cloud Storage &amp; Billing:</w:t>
       </w:r>
       <w:r>
         <w:rPr>
@@ -583,10 +697,10 @@
           <w:sz w:val="20"/>
           <w:szCs w:val="20"/>
         </w:rPr>
-        <w:t xml:space="preserve">FundersAI Reports — Containerized LLM Report-Synthesis Microservice</w:t>
-      </w:r>
-      <w:r>
-        <w:t xml:space="preserve">	</w:t>
+        <w:t>FundersAI Reports — Containerized LLM Report-Synthesis Microservice</w:t>
+      </w:r>
+      <w:r>
+        <w:tab/>
       </w:r>
       <w:r>
         <w:rPr>
@@ -597,7 +711,7 @@
           <w:sz w:val="19"/>
           <w:szCs w:val="19"/>
         </w:rPr>
-        <w:t xml:space="preserve">synthesis.fundersai.co.in</w:t>
+        <w:t>synthesis.fundersai.co.in</w:t>
       </w:r>
     </w:p>
     <w:p>
@@ -613,30 +727,30 @@
           <w:sz w:val="18"/>
           <w:szCs w:val="18"/>
         </w:rPr>
-        <w:t xml:space="preserve">Python, FastAPI, LangGraph, Docker, Kubernetes (K3s), AWS EC2</w:t>
-      </w:r>
-    </w:p>
-    <w:p>
-      <w:pPr>
-        <w:pStyle w:val="ListParagraph"/>
-        <w:numPr>
-          <w:ilvl w:val="0"/>
-          <w:numId w:val="2"/>
-        </w:numPr>
-        <w:spacing w:after="40"/>
-      </w:pPr>
-      <w:r>
-        <w:rPr>
-          <w:rFonts w:ascii="Calibri" w:cs="Calibri" w:eastAsia="Calibri" w:hAnsi="Calibri"/>
-          <w:b/>
-          <w:bCs/>
-          <w:i w:val="false"/>
-          <w:iCs w:val="false"/>
-          <w:color w:val="1A1A1A"/>
-          <w:sz w:val="19"/>
-          <w:szCs w:val="19"/>
-        </w:rPr>
-        <w:t xml:space="preserve">Decoupled Architecture:</w:t>
+        <w:t>Python, FastAPI, LangGraph, Docker, Kubernetes (K3s), AWS EC2</w:t>
+      </w:r>
+    </w:p>
+    <w:p>
+      <w:pPr>
+        <w:pStyle w:val="ListParagraph"/>
+        <w:numPr>
+          <w:ilvl w:val="0"/>
+          <w:numId w:val="2"/>
+        </w:numPr>
+        <w:spacing w:after="40"/>
+      </w:pPr>
+      <w:r>
+        <w:rPr>
+          <w:rFonts w:ascii="Calibri" w:cs="Calibri" w:eastAsia="Calibri" w:hAnsi="Calibri"/>
+          <w:b/>
+          <w:bCs/>
+          <w:i w:val="false"/>
+          <w:iCs w:val="false"/>
+          <w:color w:val="1A1A1A"/>
+          <w:sz w:val="19"/>
+          <w:szCs w:val="19"/>
+        </w:rPr>
+        <w:t>Decoupled Architecture:</w:t>
       </w:r>
       <w:r>
         <w:rPr>
@@ -683,7 +797,7 @@
           <w:sz w:val="19"/>
           <w:szCs w:val="19"/>
         </w:rPr>
-        <w:t xml:space="preserve">Infrastructure &amp; Secrets:</w:t>
+        <w:t>Infrastructure &amp; Secrets:</w:t>
       </w:r>
       <w:r>
         <w:rPr>
@@ -713,10 +827,10 @@
           <w:sz w:val="20"/>
           <w:szCs w:val="20"/>
         </w:rPr>
-        <w:t xml:space="preserve">CareFlow Intelligence — Agentic RAG &amp; Fine-Tuning for Clinical Research</w:t>
-      </w:r>
-      <w:r>
-        <w:t xml:space="preserve">	</w:t>
+        <w:t>CareFlow Intelligence — Agentic RAG &amp; Fine-Tuning for Clinical Research</w:t>
+      </w:r>
+      <w:r>
+        <w:tab/>
       </w:r>
       <w:r>
         <w:rPr>
@@ -727,7 +841,6 @@
           <w:sz w:val="19"/>
           <w:szCs w:val="19"/>
         </w:rPr>
-        <w:t xml:space="preserve"/>
       </w:r>
     </w:p>
     <w:p>
@@ -792,7 +905,7 @@
           <w:sz w:val="19"/>
           <w:szCs w:val="19"/>
         </w:rPr>
-        <w:t xml:space="preserve">Local Model Serving:</w:t>
+        <w:t>Local Model Serving:</w:t>
       </w:r>
       <w:r>
         <w:rPr>
@@ -826,7 +939,7 @@
           <w:sz w:val="19"/>
           <w:szCs w:val="19"/>
         </w:rPr>
-        <w:t xml:space="preserve">Human-in-the-Loop Data Agent:</w:t>
+        <w:t>Human-in-the-Loop Data Agent:</w:t>
       </w:r>
       <w:r>
         <w:rPr>
@@ -860,7 +973,7 @@
           <w:sz w:val="19"/>
           <w:szCs w:val="19"/>
         </w:rPr>
-        <w:t xml:space="preserve">Full-Stack Delivery:</w:t>
+        <w:t>Full-Stack Delivery:</w:t>
       </w:r>
       <w:r>
         <w:rPr>
@@ -893,7 +1006,7 @@
         <w:t>TalentOS — Autonomous Opportunity Intelligence Platform (All Things Agentic Hackathon)</w:t>
       </w:r>
       <w:r>
-        <w:t xml:space="preserve">	</w:t>
+        <w:tab/>
       </w:r>
       <w:r>
         <w:rPr>
@@ -904,7 +1017,6 @@
           <w:sz w:val="19"/>
           <w:szCs w:val="19"/>
         </w:rPr>
-        <w:t xml:space="preserve"/>
       </w:r>
     </w:p>
     <w:p>
@@ -1021,7 +1133,7 @@
           <w:sz w:val="19"/>
           <w:szCs w:val="19"/>
         </w:rPr>
-        <w:t xml:space="preserve">Full-Stack Dashboard:</w:t>
+        <w:t>Full-Stack Dashboard:</w:t>
       </w:r>
       <w:r>
         <w:rPr>
@@ -1051,10 +1163,10 @@
           <w:sz w:val="20"/>
           <w:szCs w:val="20"/>
         </w:rPr>
-        <w:t xml:space="preserve">Question Answering on SQuAD — Model Fine-Tuning &amp; Benchmarking</w:t>
-      </w:r>
-      <w:r>
-        <w:t xml:space="preserve">	</w:t>
+        <w:t>Question Answering on SQuAD — Model Fine-Tuning &amp; Benchmarking</w:t>
+      </w:r>
+      <w:r>
+        <w:tab/>
       </w:r>
       <w:r>
         <w:rPr>
@@ -1065,7 +1177,6 @@
           <w:sz w:val="19"/>
           <w:szCs w:val="19"/>
         </w:rPr>
-        <w:t xml:space="preserve"/>
       </w:r>
     </w:p>
     <w:p>
@@ -1081,28 +1192,28 @@
           <w:sz w:val="18"/>
           <w:szCs w:val="18"/>
         </w:rPr>
-        <w:t xml:space="preserve">Python, PyTorch, scikit-learn, BERT, BiDAF, DistilBERT</w:t>
-      </w:r>
-    </w:p>
-    <w:p>
-      <w:pPr>
-        <w:pStyle w:val="ListParagraph"/>
-        <w:numPr>
-          <w:ilvl w:val="0"/>
-          <w:numId w:val="2"/>
-        </w:numPr>
-        <w:spacing w:after="40"/>
-      </w:pPr>
-      <w:r>
-        <w:rPr>
-          <w:rFonts w:ascii="Calibri" w:cs="Calibri" w:eastAsia="Calibri" w:hAnsi="Calibri"/>
-          <w:i w:val="false"/>
-          <w:iCs w:val="false"/>
-          <w:color w:val="1A1A1A"/>
-          <w:sz w:val="19"/>
-          <w:szCs w:val="19"/>
-        </w:rPr>
-        <w:t xml:space="preserve">Compared BERT, BiDAF, and DistilBERT for extractive QA; fine-tuned each and built a standardized evaluation pipeline (accuracy, precision, recall, F1); published as a research paper.</w:t>
+        <w:t>Python, PyTorch, scikit-learn, BERT, BiDAF, DistilBERT</w:t>
+      </w:r>
+    </w:p>
+    <w:p>
+      <w:pPr>
+        <w:pStyle w:val="ListParagraph"/>
+        <w:numPr>
+          <w:ilvl w:val="0"/>
+          <w:numId w:val="2"/>
+        </w:numPr>
+        <w:spacing w:after="40"/>
+      </w:pPr>
+      <w:r>
+        <w:rPr>
+          <w:rFonts w:ascii="Calibri" w:cs="Calibri" w:eastAsia="Calibri" w:hAnsi="Calibri"/>
+          <w:i w:val="false"/>
+          <w:iCs w:val="false"/>
+          <w:color w:val="1A1A1A"/>
+          <w:sz w:val="19"/>
+          <w:szCs w:val="19"/>
+        </w:rPr>
+        <w:t>Compared BERT, BiDAF, and DistilBERT for extractive QA; fine-tuned each and built a standardized evaluation pipeline (accuracy, precision, recall, F1); published as a research paper.</w:t>
       </w:r>
     </w:p>
     <w:p>
@@ -1171,7 +1282,7 @@
           <w:sz w:val="20"/>
           <w:szCs w:val="20"/>
         </w:rPr>
-        <w:t xml:space="preserve">EDUCATION &amp; ACHIEVEMENTS</w:t>
+        <w:t>EDUCATION &amp; ACHIEVEMENTS</w:t>
       </w:r>
     </w:p>
     <w:p>
@@ -1190,10 +1301,10 @@
           <w:sz w:val="20"/>
           <w:szCs w:val="20"/>
         </w:rPr>
-        <w:t xml:space="preserve">B.Tech, Computer Science Engineering (AI &amp; ML Specialization) — VIT Amaravati</w:t>
-      </w:r>
-      <w:r>
-        <w:t xml:space="preserve">	</w:t>
+        <w:t>B.Tech, Computer Science Engineering (AI &amp; ML Specialization) — VIT Amaravati</w:t>
+      </w:r>
+      <w:r>
+        <w:tab/>
       </w:r>
       <w:r>
         <w:rPr>
@@ -1204,65 +1315,65 @@
           <w:sz w:val="19"/>
           <w:szCs w:val="19"/>
         </w:rPr>
-        <w:t xml:space="preserve">June 2021 – Sept 2025</w:t>
-      </w:r>
-    </w:p>
-    <w:p>
-      <w:pPr>
-        <w:spacing w:after="40"/>
-      </w:pPr>
-      <w:r>
-        <w:rPr>
-          <w:rFonts w:ascii="Calibri" w:cs="Calibri" w:eastAsia="Calibri" w:hAnsi="Calibri"/>
-          <w:i w:val="false"/>
-          <w:iCs w:val="false"/>
-          <w:color w:val="1A1A1A"/>
-          <w:sz w:val="19"/>
-          <w:szCs w:val="19"/>
-        </w:rPr>
-        <w:t xml:space="preserve">CGPA: 8.2/10</w:t>
-      </w:r>
-    </w:p>
-    <w:p>
-      <w:pPr>
-        <w:pStyle w:val="ListParagraph"/>
-        <w:numPr>
-          <w:ilvl w:val="0"/>
-          <w:numId w:val="2"/>
-        </w:numPr>
-        <w:spacing w:after="40"/>
-      </w:pPr>
-      <w:r>
-        <w:rPr>
-          <w:rFonts w:ascii="Calibri" w:cs="Calibri" w:eastAsia="Calibri" w:hAnsi="Calibri"/>
-          <w:i w:val="false"/>
-          <w:iCs w:val="false"/>
-          <w:color w:val="1A1A1A"/>
-          <w:sz w:val="19"/>
-          <w:szCs w:val="19"/>
-        </w:rPr>
-        <w:t xml:space="preserve">Published research paper: "Interactive Question Answering Model using Natural Language Processing" — International Journal of Modern Developments in Engineering and Science.</w:t>
-      </w:r>
-    </w:p>
-    <w:p>
-      <w:pPr>
-        <w:pStyle w:val="ListParagraph"/>
-        <w:numPr>
-          <w:ilvl w:val="0"/>
-          <w:numId w:val="2"/>
-        </w:numPr>
-        <w:spacing w:after="40"/>
-      </w:pPr>
-      <w:r>
-        <w:rPr>
-          <w:rFonts w:ascii="Calibri" w:cs="Calibri" w:eastAsia="Calibri" w:hAnsi="Calibri"/>
-          <w:i w:val="false"/>
-          <w:iCs w:val="false"/>
-          <w:color w:val="1A1A1A"/>
-          <w:sz w:val="19"/>
-          <w:szCs w:val="19"/>
-        </w:rPr>
-        <w:t xml:space="preserve">Certifications: Azure Administrator Associate; AWS Certified Cloud Practitioner (Foundational).</w:t>
+        <w:t>June 2021 – Sept 2025</w:t>
+      </w:r>
+    </w:p>
+    <w:p>
+      <w:pPr>
+        <w:spacing w:after="40"/>
+      </w:pPr>
+      <w:r>
+        <w:rPr>
+          <w:rFonts w:ascii="Calibri" w:cs="Calibri" w:eastAsia="Calibri" w:hAnsi="Calibri"/>
+          <w:i w:val="false"/>
+          <w:iCs w:val="false"/>
+          <w:color w:val="1A1A1A"/>
+          <w:sz w:val="19"/>
+          <w:szCs w:val="19"/>
+        </w:rPr>
+        <w:t>CGPA: 8.2/10</w:t>
+      </w:r>
+    </w:p>
+    <w:p>
+      <w:pPr>
+        <w:pStyle w:val="ListParagraph"/>
+        <w:numPr>
+          <w:ilvl w:val="0"/>
+          <w:numId w:val="2"/>
+        </w:numPr>
+        <w:spacing w:after="40"/>
+      </w:pPr>
+      <w:r>
+        <w:rPr>
+          <w:rFonts w:ascii="Calibri" w:cs="Calibri" w:eastAsia="Calibri" w:hAnsi="Calibri"/>
+          <w:i w:val="false"/>
+          <w:iCs w:val="false"/>
+          <w:color w:val="1A1A1A"/>
+          <w:sz w:val="19"/>
+          <w:szCs w:val="19"/>
+        </w:rPr>
+        <w:t>Published research paper: "Interactive Question Answering Model using Natural Language Processing" — International Journal of Modern Developments in Engineering and Science.</w:t>
+      </w:r>
+    </w:p>
+    <w:p>
+      <w:pPr>
+        <w:pStyle w:val="ListParagraph"/>
+        <w:numPr>
+          <w:ilvl w:val="0"/>
+          <w:numId w:val="2"/>
+        </w:numPr>
+        <w:spacing w:after="40"/>
+      </w:pPr>
+      <w:r>
+        <w:rPr>
+          <w:rFonts w:ascii="Calibri" w:cs="Calibri" w:eastAsia="Calibri" w:hAnsi="Calibri"/>
+          <w:i w:val="false"/>
+          <w:iCs w:val="false"/>
+          <w:color w:val="1A1A1A"/>
+          <w:sz w:val="19"/>
+          <w:szCs w:val="19"/>
+        </w:rPr>
+        <w:t>Certifications: Azure Administrator Associate; AWS Certified Cloud Practitioner (Foundational).</w:t>
       </w:r>
     </w:p>
     <w:sectPr>

--- a/public/resume/Naman_Manocha_Master_Resume.docx
+++ b/public/resume/Naman_Manocha_Master_Resume.docx
@@ -492,7 +492,7 @@
         </w:rPr>
         <w:t>Python, FastAPI, Next.js, Supabase/pgvector, LangGraph, Groq, OpenAI, Cloudflare R2, Kubernetes (K3s)</w:t>
         <w:br/>
-        <w:t>Solo-built, Apr–Aug 2026 — ~144K source LOC across 856 files, 442 commits, 178 test files — OpenAI Build Week</w:t>
+        <w:t>Solo-built, Apr–Aug 2026 — ~144K source LOC across 858 files, 443 commits, 179 test files — OpenAI Build Week</w:t>
       </w:r>
       <w:r>
         <w:rPr>

--- a/public/resume/Naman_Manocha_Master_Resume.docx
+++ b/public/resume/Naman_Manocha_Master_Resume.docx
@@ -48,7 +48,7 @@
           <w:sz w:val="18"/>
           <w:szCs w:val="18"/>
         </w:rPr>
-        <w:t xml:space="preserve">Kolkata, India  |  8530356515  |  namanmanocha42248@gmail.com  |  </w:t>
+        <w:t xml:space="preserve">Mumbai, India  |  8530356515  |  namanmanocha42248@gmail.com  |  </w:t>
       </w:r>
       <w:hyperlink w:history="1" r:id="rIdocsp8hypbka3okiesxovc">
         <w:r>

--- a/public/resume/Naman_Manocha_Master_Resume.docx
+++ b/public/resume/Naman_Manocha_Master_Resume.docx
@@ -192,7 +192,7 @@
           <w:sz w:val="20"/>
           <w:szCs w:val="20"/>
         </w:rPr>
-        <w:t>Artificial Intelligence Intern — Internmo</w:t>
+        <w:t>Artificial Intelligence Intern — Internmo (Remote)</w:t>
       </w:r>
       <w:r>
         <w:tab/>
@@ -211,81 +211,86 @@
     </w:p>
     <w:p>
       <w:pPr>
-        <w:spacing w:after="60"/>
-      </w:pPr>
-      <w:r>
-        <w:rPr>
-          <w:rFonts w:ascii="Calibri" w:cs="Calibri" w:eastAsia="Calibri" w:hAnsi="Calibri"/>
-          <w:i/>
-          <w:iCs/>
-          <w:color w:val="555555"/>
-          <w:sz w:val="18"/>
-          <w:szCs w:val="18"/>
-        </w:rPr>
-        <w:t>Remote  |  Three client-style ML project briefs</w:t>
-      </w:r>
-    </w:p>
-    <w:p>
-      <w:pPr>
-        <w:pStyle w:val="ListParagraph"/>
-        <w:numPr>
-          <w:ilvl w:val="0"/>
-          <w:numId w:val="2"/>
-        </w:numPr>
-        <w:spacing w:after="40"/>
-      </w:pPr>
-      <w:r>
-        <w:rPr>
-          <w:rFonts w:ascii="Calibri" w:cs="Calibri" w:eastAsia="Calibri" w:hAnsi="Calibri"/>
-          <w:i w:val="false"/>
-          <w:iCs w:val="false"/>
-          <w:color w:val="1A1A1A"/>
-          <w:sz w:val="19"/>
-          <w:szCs w:val="19"/>
-        </w:rPr>
-        <w:t>Vantara — Customer Intelligence: built churn and 90-day customer-value pipeline on 1M+ retail transactions with leakage-safe features; benchmarked classical, ANN, LSTM, and autoencoder models; SHAP/LIME explanations served via FastAPI, Streamlit, Docker.</w:t>
-      </w:r>
-    </w:p>
-    <w:p>
-      <w:pPr>
-        <w:pStyle w:val="ListParagraph"/>
-        <w:numPr>
-          <w:ilvl w:val="0"/>
-          <w:numId w:val="2"/>
-        </w:numPr>
-        <w:spacing w:after="40"/>
-      </w:pPr>
-      <w:r>
-        <w:rPr>
-          <w:rFonts w:ascii="Calibri" w:cs="Calibri" w:eastAsia="Calibri" w:hAnsi="Calibri"/>
-          <w:i w:val="false"/>
-          <w:iCs w:val="false"/>
-          <w:color w:val="1A1A1A"/>
-          <w:sz w:val="19"/>
-          <w:szCs w:val="19"/>
-        </w:rPr>
-        <w:t>FlowCast — Traffic Flow Prediction: building a pipeline on 25-segment sensor, weather, and calendar data to forecast volume/speed 30–120 min ahead, classify congestion, and score accident risk (PyTorch LSTM/GRU; 9-view Streamlit dashboard).</w:t>
-      </w:r>
-    </w:p>
-    <w:p>
-      <w:pPr>
-        <w:pStyle w:val="ListParagraph"/>
-        <w:numPr>
-          <w:ilvl w:val="0"/>
-          <w:numId w:val="2"/>
-        </w:numPr>
-        <w:spacing w:after="40"/>
-      </w:pPr>
-      <w:r>
-        <w:rPr>
-          <w:rFonts w:ascii="Calibri" w:cs="Calibri" w:eastAsia="Calibri" w:hAnsi="Calibri"/>
-          <w:i w:val="false"/>
-          <w:iCs w:val="false"/>
-          <w:color w:val="1A1A1A"/>
-          <w:sz w:val="19"/>
-          <w:szCs w:val="19"/>
-        </w:rPr>
-        <w:t>Northgate — Stock Forecasting: building leakage-free return forecasts for 10 US large caps (ML and deep-learning models vs. a random-walk baseline) with FinBERT sentiment and a max-Sharpe optimizer behind a Streamlit dashboard.</w:t>
+        <w:pStyle w:val="ListParagraph"/>
+        <w:numPr>
+          <w:ilvl w:val="0"/>
+          <w:numId w:val="2"/>
+        </w:numPr>
+        <w:spacing w:after="40"/>
+      </w:pPr>
+      <w:r>
+        <w:rPr>
+          <w:rFonts w:ascii="Calibri" w:cs="Calibri" w:eastAsia="Calibri" w:hAnsi="Calibri"/>
+          <w:i w:val="false"/>
+          <w:iCs w:val="false"/>
+          <w:color w:val="1A1A1A"/>
+          <w:sz w:val="19"/>
+          <w:szCs w:val="19"/>
+        </w:rPr>
+        <w:t>Vantara Retail Solutions (client PRD: churn, CLV, segmentation, XAI): built leakage-safe pipeline on 1M+ retail transactions with 14 monthly point-in-time snapshots (53.7K rows), a time-based split, and Optuna tuning with forward-chaining CV.</w:t>
+      </w:r>
+    </w:p>
+    <w:p>
+      <w:pPr>
+        <w:pStyle w:val="ListParagraph"/>
+        <w:numPr>
+          <w:ilvl w:val="0"/>
+          <w:numId w:val="2"/>
+        </w:numPr>
+        <w:spacing w:after="40"/>
+      </w:pPr>
+      <w:r>
+        <w:rPr>
+          <w:rFonts w:ascii="Calibri" w:cs="Calibri" w:eastAsia="Calibri" w:hAnsi="Calibri"/>
+          <w:i w:val="false"/>
+          <w:iCs w:val="false"/>
+          <w:color w:val="1A1A1A"/>
+          <w:sz w:val="19"/>
+          <w:szCs w:val="19"/>
+        </w:rPr>
+        <w:t>Delivered calibrated churn scoring (test ROC-AUC 0.76, recall 0.76), a LightGBM CLV model capturing 58% of value in the top decile, SHAP/LIME drivers, a recommendation engine, and FastAPI/PostgreSQL/Docker serving with PSI drift monitoring; 124 tests.</w:t>
+      </w:r>
+    </w:p>
+    <w:p>
+      <w:pPr>
+        <w:pStyle w:val="ListParagraph"/>
+        <w:numPr>
+          <w:ilvl w:val="0"/>
+          <w:numId w:val="2"/>
+        </w:numPr>
+        <w:spacing w:after="40"/>
+      </w:pPr>
+      <w:r>
+        <w:rPr>
+          <w:rFonts w:ascii="Calibri" w:cs="Calibri" w:eastAsia="Calibri" w:hAnsi="Calibri"/>
+          <w:i w:val="false"/>
+          <w:iCs w:val="false"/>
+          <w:color w:val="1A1A1A"/>
+          <w:sz w:val="19"/>
+          <w:szCs w:val="19"/>
+        </w:rPr>
+        <w:t>FlowCast (Meridian Mobility PRD): building traffic forecasts for a 25-segment corridor (178K sensor rows): rule-based cleaning with cross-column repair, chronological splits with the test set touched once, and a from-scratch LSTM vs. classical ML.</w:t>
+      </w:r>
+    </w:p>
+    <w:p>
+      <w:pPr>
+        <w:pStyle w:val="ListParagraph"/>
+        <w:numPr>
+          <w:ilvl w:val="0"/>
+          <w:numId w:val="2"/>
+        </w:numPr>
+        <w:spacing w:after="40"/>
+      </w:pPr>
+      <w:r>
+        <w:rPr>
+          <w:rFonts w:ascii="Calibri" w:cs="Calibri" w:eastAsia="Calibri" w:hAnsi="Calibri"/>
+          <w:i w:val="false"/>
+          <w:iCs w:val="false"/>
+          <w:color w:val="1A1A1A"/>
+          <w:sz w:val="19"/>
+          <w:szCs w:val="19"/>
+        </w:rPr>
+        <w:t>Northgate (quant research PRD): building leakage-free return forecasts for 10 US large caps over 9 years (4 ML and 4 deep-learning models vs. a random-walk baseline) with release-lag-aligned macro features, FinBERT sentiment, and a max-Sharpe optimizer.</w:t>
       </w:r>
     </w:p>
     <w:p>
